--- a/🚀 BASIC QUESTIONS.docx
+++ b/🚀 BASIC QUESTIONS.docx
@@ -2,7 +2,11 @@
 <file path=word/document.xml><?xml version="1.0" encoding="utf-8"?>
 <w:document xmlns:wpc="http://schemas.microsoft.com/office/word/2010/wordprocessingCanvas" xmlns:cx="http://schemas.microsoft.com/office/drawing/2014/chartex" xmlns:cx1="http://schemas.microsoft.com/office/drawing/2015/9/8/chartex" xmlns:cx2="http://schemas.microsoft.com/office/drawing/2015/10/21/chartex" xmlns:cx3="http://schemas.microsoft.com/office/drawing/2016/5/9/chartex" xmlns:cx4="http://schemas.microsoft.com/office/drawing/2016/5/10/chartex" xmlns:cx5="http://schemas.microsoft.com/office/drawing/2016/5/11/chartex" xmlns:cx6="http://schemas.microsoft.com/office/drawing/2016/5/12/chartex" xmlns:cx7="http://schemas.microsoft.com/office/drawing/2016/5/13/chartex" xmlns:cx8="http://schemas.microsoft.com/office/drawing/2016/5/14/chartex" xmlns:mc="http://schemas.openxmlformats.org/markup-compatibility/2006" xmlns:aink="http://schemas.microsoft.com/office/drawing/2016/ink" xmlns:am3d="http://schemas.microsoft.com/office/drawing/2017/model3d" xmlns:o="urn:schemas-microsoft-com:office:office" xmlns:oel="http://schemas.microsoft.com/office/2019/extlst" xmlns:r="http://schemas.openxmlformats.org/officeDocument/2006/relationships" xmlns:m="http://schemas.openxmlformats.org/officeDocument/2006/math" xmlns:v="urn:schemas-microsoft-com:vml" xmlns:wp14="http://schemas.microsoft.com/office/word/2010/wordprocessingDrawing" xmlns:wp="http://schemas.openxmlformats.org/drawingml/2006/wordprocessingDrawing" xmlns:w10="urn:schemas-microsoft-com:office:word" xmlns:w="http://schemas.openxmlformats.org/wordprocessingml/2006/main" xmlns:w14="http://schemas.microsoft.com/office/word/2010/wordml" xmlns:w15="http://schemas.microsoft.com/office/word/2012/wordml" xmlns:w16cex="http://schemas.microsoft.com/office/word/2018/wordml/cex" xmlns:w16cid="http://schemas.microsoft.com/office/word/2016/wordml/cid" xmlns:w16="http://schemas.microsoft.com/office/word/2018/wordml" xmlns:w16du="http://schemas.microsoft.com/office/word/2023/wordml/word16du" xmlns:w16sdtdh="http://schemas.microsoft.com/office/word/2020/wordml/sdtdatahash" xmlns:w16sdtfl="http://schemas.microsoft.com/office/word/2024/wordml/sdtformatlock" xmlns:w16se="http://schemas.microsoft.com/office/word/2015/wordml/symex" xmlns:wpg="http://schemas.microsoft.com/office/word/2010/wordprocessingGroup" xmlns:wpi="http://schemas.microsoft.com/office/word/2010/wordprocessingInk" xmlns:wne="http://schemas.microsoft.com/office/word/2006/wordml" xmlns:wps="http://schemas.microsoft.com/office/word/2010/wordprocessingShape" mc:Ignorable="w14 w15 w16se w16cid w16 w16cex w16sdtdh w16sdtfl w16du wp14">
   <w:body>
-    <w:p/>
+    <w:p>
+      <w:r>
+        <w:t>https://chatgpt.com/share/69b93a25-5738-8010-bc83-8763c456745e</w:t>
+      </w:r>
+    </w:p>
     <w:p>
       <w:pPr>
         <w:rPr>
@@ -55,7 +59,7 @@
     <w:p>
       <w:r>
         <w:pict w14:anchorId="41F93349">
-          <v:rect id="_x0000_i1308" style="width:0;height:1.5pt" o:hralign="center" o:hrstd="t" o:hr="t" fillcolor="#a0a0a0" stroked="f"/>
+          <v:rect id="_x0000_i1025" style="width:0;height:1.5pt" o:hralign="center" o:hrstd="t" o:hr="t" fillcolor="#a0a0a0" stroked="f"/>
         </w:pict>
       </w:r>
     </w:p>
@@ -100,7 +104,7 @@
     <w:p>
       <w:r>
         <w:pict w14:anchorId="1031587B">
-          <v:rect id="_x0000_i1309" style="width:0;height:1.5pt" o:hralign="center" o:hrstd="t" o:hr="t" fillcolor="#a0a0a0" stroked="f"/>
+          <v:rect id="_x0000_i1026" style="width:0;height:1.5pt" o:hralign="center" o:hrstd="t" o:hr="t" fillcolor="#a0a0a0" stroked="f"/>
         </w:pict>
       </w:r>
     </w:p>
@@ -133,7 +137,7 @@
     <w:p>
       <w:r>
         <w:pict w14:anchorId="501C1BCF">
-          <v:rect id="_x0000_i1310" style="width:0;height:1.5pt" o:hralign="center" o:hrstd="t" o:hr="t" fillcolor="#a0a0a0" stroked="f"/>
+          <v:rect id="_x0000_i1027" style="width:0;height:1.5pt" o:hralign="center" o:hrstd="t" o:hr="t" fillcolor="#a0a0a0" stroked="f"/>
         </w:pict>
       </w:r>
     </w:p>
@@ -174,7 +178,7 @@
     <w:p>
       <w:r>
         <w:pict w14:anchorId="6163A5B8">
-          <v:rect id="_x0000_i1311" style="width:0;height:1.5pt" o:hralign="center" o:hrstd="t" o:hr="t" fillcolor="#a0a0a0" stroked="f"/>
+          <v:rect id="_x0000_i1028" style="width:0;height:1.5pt" o:hralign="center" o:hrstd="t" o:hr="t" fillcolor="#a0a0a0" stroked="f"/>
         </w:pict>
       </w:r>
     </w:p>
@@ -207,7 +211,7 @@
     <w:p>
       <w:r>
         <w:pict w14:anchorId="46D975A9">
-          <v:rect id="_x0000_i1312" style="width:0;height:1.5pt" o:hralign="center" o:hrstd="t" o:hr="t" fillcolor="#a0a0a0" stroked="f"/>
+          <v:rect id="_x0000_i1029" style="width:0;height:1.5pt" o:hralign="center" o:hrstd="t" o:hr="t" fillcolor="#a0a0a0" stroked="f"/>
         </w:pict>
       </w:r>
     </w:p>
@@ -240,7 +244,7 @@
     <w:p>
       <w:r>
         <w:pict w14:anchorId="1F83AADD">
-          <v:rect id="_x0000_i1313" style="width:0;height:1.5pt" o:hralign="center" o:hrstd="t" o:hr="t" fillcolor="#a0a0a0" stroked="f"/>
+          <v:rect id="_x0000_i1030" style="width:0;height:1.5pt" o:hralign="center" o:hrstd="t" o:hr="t" fillcolor="#a0a0a0" stroked="f"/>
         </w:pict>
       </w:r>
     </w:p>
@@ -296,7 +300,7 @@
     <w:p>
       <w:r>
         <w:pict w14:anchorId="193EAB4B">
-          <v:rect id="_x0000_i1314" style="width:0;height:1.5pt" o:hralign="center" o:hrstd="t" o:hr="t" fillcolor="#a0a0a0" stroked="f"/>
+          <v:rect id="_x0000_i1031" style="width:0;height:1.5pt" o:hralign="center" o:hrstd="t" o:hr="t" fillcolor="#a0a0a0" stroked="f"/>
         </w:pict>
       </w:r>
     </w:p>
@@ -329,7 +333,7 @@
     <w:p>
       <w:r>
         <w:pict w14:anchorId="143E08E8">
-          <v:rect id="_x0000_i1315" style="width:0;height:1.5pt" o:hralign="center" o:hrstd="t" o:hr="t" fillcolor="#a0a0a0" stroked="f"/>
+          <v:rect id="_x0000_i1032" style="width:0;height:1.5pt" o:hralign="center" o:hrstd="t" o:hr="t" fillcolor="#a0a0a0" stroked="f"/>
         </w:pict>
       </w:r>
     </w:p>
@@ -506,7 +510,7 @@
     <w:p>
       <w:r>
         <w:pict w14:anchorId="2AE869A6">
-          <v:rect id="_x0000_i1316" style="width:0;height:1.5pt" o:hralign="center" o:hrstd="t" o:hr="t" fillcolor="#a0a0a0" stroked="f"/>
+          <v:rect id="_x0000_i1033" style="width:0;height:1.5pt" o:hralign="center" o:hrstd="t" o:hr="t" fillcolor="#a0a0a0" stroked="f"/>
         </w:pict>
       </w:r>
     </w:p>
@@ -551,7 +555,7 @@
     <w:p>
       <w:r>
         <w:pict w14:anchorId="3129D614">
-          <v:rect id="_x0000_i1317" style="width:0;height:1.5pt" o:hralign="center" o:hrstd="t" o:hr="t" fillcolor="#a0a0a0" stroked="f"/>
+          <v:rect id="_x0000_i1034" style="width:0;height:1.5pt" o:hralign="center" o:hrstd="t" o:hr="t" fillcolor="#a0a0a0" stroked="f"/>
         </w:pict>
       </w:r>
     </w:p>
@@ -592,7 +596,7 @@
     <w:p>
       <w:r>
         <w:pict w14:anchorId="2D068FC3">
-          <v:rect id="_x0000_i1318" style="width:0;height:1.5pt" o:hralign="center" o:hrstd="t" o:hr="t" fillcolor="#a0a0a0" stroked="f"/>
+          <v:rect id="_x0000_i1035" style="width:0;height:1.5pt" o:hralign="center" o:hrstd="t" o:hr="t" fillcolor="#a0a0a0" stroked="f"/>
         </w:pict>
       </w:r>
     </w:p>
@@ -625,7 +629,7 @@
     <w:p>
       <w:r>
         <w:pict w14:anchorId="6FC60527">
-          <v:rect id="_x0000_i1319" style="width:0;height:1.5pt" o:hralign="center" o:hrstd="t" o:hr="t" fillcolor="#a0a0a0" stroked="f"/>
+          <v:rect id="_x0000_i1036" style="width:0;height:1.5pt" o:hralign="center" o:hrstd="t" o:hr="t" fillcolor="#a0a0a0" stroked="f"/>
         </w:pict>
       </w:r>
     </w:p>
@@ -662,7 +666,7 @@
     <w:p>
       <w:r>
         <w:pict w14:anchorId="1AC096CA">
-          <v:rect id="_x0000_i1320" style="width:0;height:1.5pt" o:hralign="center" o:hrstd="t" o:hr="t" fillcolor="#a0a0a0" stroked="f"/>
+          <v:rect id="_x0000_i1037" style="width:0;height:1.5pt" o:hralign="center" o:hrstd="t" o:hr="t" fillcolor="#a0a0a0" stroked="f"/>
         </w:pict>
       </w:r>
     </w:p>
@@ -711,7 +715,7 @@
     <w:p>
       <w:r>
         <w:pict w14:anchorId="69659354">
-          <v:rect id="_x0000_i1321" style="width:0;height:1.5pt" o:hralign="center" o:hrstd="t" o:hr="t" fillcolor="#a0a0a0" stroked="f"/>
+          <v:rect id="_x0000_i1038" style="width:0;height:1.5pt" o:hralign="center" o:hrstd="t" o:hr="t" fillcolor="#a0a0a0" stroked="f"/>
         </w:pict>
       </w:r>
     </w:p>
@@ -767,7 +771,7 @@
     <w:p>
       <w:r>
         <w:pict w14:anchorId="78D1F672">
-          <v:rect id="_x0000_i1322" style="width:0;height:1.5pt" o:hralign="center" o:hrstd="t" o:hr="t" fillcolor="#a0a0a0" stroked="f"/>
+          <v:rect id="_x0000_i1039" style="width:0;height:1.5pt" o:hralign="center" o:hrstd="t" o:hr="t" fillcolor="#a0a0a0" stroked="f"/>
         </w:pict>
       </w:r>
     </w:p>
@@ -800,7 +804,7 @@
     <w:p>
       <w:r>
         <w:pict w14:anchorId="29E87A10">
-          <v:rect id="_x0000_i1323" style="width:0;height:1.5pt" o:hralign="center" o:hrstd="t" o:hr="t" fillcolor="#a0a0a0" stroked="f"/>
+          <v:rect id="_x0000_i1040" style="width:0;height:1.5pt" o:hralign="center" o:hrstd="t" o:hr="t" fillcolor="#a0a0a0" stroked="f"/>
         </w:pict>
       </w:r>
     </w:p>
@@ -834,7 +838,7 @@
     <w:p>
       <w:r>
         <w:pict w14:anchorId="569F7B06">
-          <v:rect id="_x0000_i1324" style="width:0;height:1.5pt" o:hralign="center" o:hrstd="t" o:hr="t" fillcolor="#a0a0a0" stroked="f"/>
+          <v:rect id="_x0000_i1041" style="width:0;height:1.5pt" o:hralign="center" o:hrstd="t" o:hr="t" fillcolor="#a0a0a0" stroked="f"/>
         </w:pict>
       </w:r>
     </w:p>
@@ -891,7 +895,7 @@
     <w:p>
       <w:r>
         <w:pict w14:anchorId="3F3F6C66">
-          <v:rect id="_x0000_i1325" style="width:0;height:1.5pt" o:hralign="center" o:hrstd="t" o:hr="t" fillcolor="#a0a0a0" stroked="f"/>
+          <v:rect id="_x0000_i1042" style="width:0;height:1.5pt" o:hralign="center" o:hrstd="t" o:hr="t" fillcolor="#a0a0a0" stroked="f"/>
         </w:pict>
       </w:r>
     </w:p>
@@ -963,7 +967,7 @@
     <w:p>
       <w:r>
         <w:pict w14:anchorId="7F2E4903">
-          <v:rect id="_x0000_i1326" style="width:0;height:1.5pt" o:hralign="center" o:hrstd="t" o:hr="t" fillcolor="#a0a0a0" stroked="f"/>
+          <v:rect id="_x0000_i1043" style="width:0;height:1.5pt" o:hralign="center" o:hrstd="t" o:hr="t" fillcolor="#a0a0a0" stroked="f"/>
         </w:pict>
       </w:r>
     </w:p>
@@ -1020,7 +1024,7 @@
     <w:p>
       <w:r>
         <w:pict w14:anchorId="2DB3EEA1">
-          <v:rect id="_x0000_i1327" style="width:0;height:1.5pt" o:hralign="center" o:hrstd="t" o:hr="t" fillcolor="#a0a0a0" stroked="f"/>
+          <v:rect id="_x0000_i1044" style="width:0;height:1.5pt" o:hralign="center" o:hrstd="t" o:hr="t" fillcolor="#a0a0a0" stroked="f"/>
         </w:pict>
       </w:r>
     </w:p>
@@ -1053,7 +1057,7 @@
     <w:p>
       <w:r>
         <w:pict w14:anchorId="6AD657C0">
-          <v:rect id="_x0000_i1328" style="width:0;height:1.5pt" o:hralign="center" o:hrstd="t" o:hr="t" fillcolor="#a0a0a0" stroked="f"/>
+          <v:rect id="_x0000_i1045" style="width:0;height:1.5pt" o:hralign="center" o:hrstd="t" o:hr="t" fillcolor="#a0a0a0" stroked="f"/>
         </w:pict>
       </w:r>
     </w:p>
@@ -1091,7 +1095,7 @@
     <w:p>
       <w:r>
         <w:pict w14:anchorId="3BF1429B">
-          <v:rect id="_x0000_i1329" style="width:0;height:1.5pt" o:hralign="center" o:hrstd="t" o:hr="t" fillcolor="#a0a0a0" stroked="f"/>
+          <v:rect id="_x0000_i1046" style="width:0;height:1.5pt" o:hralign="center" o:hrstd="t" o:hr="t" fillcolor="#a0a0a0" stroked="f"/>
         </w:pict>
       </w:r>
     </w:p>
@@ -1124,7 +1128,7 @@
     <w:p>
       <w:r>
         <w:pict w14:anchorId="319516D7">
-          <v:rect id="_x0000_i1330" style="width:0;height:1.5pt" o:hralign="center" o:hrstd="t" o:hr="t" fillcolor="#a0a0a0" stroked="f"/>
+          <v:rect id="_x0000_i1047" style="width:0;height:1.5pt" o:hralign="center" o:hrstd="t" o:hr="t" fillcolor="#a0a0a0" stroked="f"/>
         </w:pict>
       </w:r>
     </w:p>
@@ -1157,7 +1161,7 @@
     <w:p>
       <w:r>
         <w:pict w14:anchorId="3F9A0A7A">
-          <v:rect id="_x0000_i1331" style="width:0;height:1.5pt" o:hralign="center" o:hrstd="t" o:hr="t" fillcolor="#a0a0a0" stroked="f"/>
+          <v:rect id="_x0000_i1048" style="width:0;height:1.5pt" o:hralign="center" o:hrstd="t" o:hr="t" fillcolor="#a0a0a0" stroked="f"/>
         </w:pict>
       </w:r>
     </w:p>
@@ -1190,7 +1194,7 @@
     <w:p>
       <w:r>
         <w:pict w14:anchorId="1390B208">
-          <v:rect id="_x0000_i1332" style="width:0;height:1.5pt" o:hralign="center" o:hrstd="t" o:hr="t" fillcolor="#a0a0a0" stroked="f"/>
+          <v:rect id="_x0000_i1049" style="width:0;height:1.5pt" o:hralign="center" o:hrstd="t" o:hr="t" fillcolor="#a0a0a0" stroked="f"/>
         </w:pict>
       </w:r>
     </w:p>
@@ -1224,7 +1228,7 @@
       <w:r>
         <w:lastRenderedPageBreak/>
         <w:pict w14:anchorId="310A89DD">
-          <v:rect id="_x0000_i1333" style="width:0;height:1.5pt" o:hralign="center" o:hrstd="t" o:hr="t" fillcolor="#a0a0a0" stroked="f"/>
+          <v:rect id="_x0000_i1050" style="width:0;height:1.5pt" o:hralign="center" o:hrstd="t" o:hr="t" fillcolor="#a0a0a0" stroked="f"/>
         </w:pict>
       </w:r>
     </w:p>
@@ -1257,7 +1261,7 @@
     <w:p>
       <w:r>
         <w:pict w14:anchorId="7C57BC85">
-          <v:rect id="_x0000_i1334" style="width:0;height:1.5pt" o:hralign="center" o:hrstd="t" o:hr="t" fillcolor="#a0a0a0" stroked="f"/>
+          <v:rect id="_x0000_i1051" style="width:0;height:1.5pt" o:hralign="center" o:hrstd="t" o:hr="t" fillcolor="#a0a0a0" stroked="f"/>
         </w:pict>
       </w:r>
     </w:p>
@@ -1290,7 +1294,7 @@
     <w:p>
       <w:r>
         <w:pict w14:anchorId="4CE84755">
-          <v:rect id="_x0000_i1335" style="width:0;height:1.5pt" o:hralign="center" o:hrstd="t" o:hr="t" fillcolor="#a0a0a0" stroked="f"/>
+          <v:rect id="_x0000_i1052" style="width:0;height:1.5pt" o:hralign="center" o:hrstd="t" o:hr="t" fillcolor="#a0a0a0" stroked="f"/>
         </w:pict>
       </w:r>
     </w:p>
@@ -1323,7 +1327,7 @@
     <w:p>
       <w:r>
         <w:pict w14:anchorId="06055C07">
-          <v:rect id="_x0000_i1336" style="width:0;height:1.5pt" o:hralign="center" o:hrstd="t" o:hr="t" fillcolor="#a0a0a0" stroked="f"/>
+          <v:rect id="_x0000_i1053" style="width:0;height:1.5pt" o:hralign="center" o:hrstd="t" o:hr="t" fillcolor="#a0a0a0" stroked="f"/>
         </w:pict>
       </w:r>
     </w:p>
@@ -1356,7 +1360,7 @@
     <w:p>
       <w:r>
         <w:pict w14:anchorId="16A82B59">
-          <v:rect id="_x0000_i1337" style="width:0;height:1.5pt" o:hralign="center" o:hrstd="t" o:hr="t" fillcolor="#a0a0a0" stroked="f"/>
+          <v:rect id="_x0000_i1054" style="width:0;height:1.5pt" o:hralign="center" o:hrstd="t" o:hr="t" fillcolor="#a0a0a0" stroked="f"/>
         </w:pict>
       </w:r>
     </w:p>
@@ -1412,7 +1416,7 @@
     <w:p>
       <w:r>
         <w:pict w14:anchorId="4C93AEA7">
-          <v:rect id="_x0000_i1338" style="width:0;height:1.5pt" o:hralign="center" o:hrstd="t" o:hr="t" fillcolor="#a0a0a0" stroked="f"/>
+          <v:rect id="_x0000_i1055" style="width:0;height:1.5pt" o:hralign="center" o:hrstd="t" o:hr="t" fillcolor="#a0a0a0" stroked="f"/>
         </w:pict>
       </w:r>
     </w:p>
@@ -1461,7 +1465,7 @@
     <w:p>
       <w:r>
         <w:pict w14:anchorId="58A014C8">
-          <v:rect id="_x0000_i1339" style="width:0;height:1.5pt" o:hralign="center" o:hrstd="t" o:hr="t" fillcolor="#a0a0a0" stroked="f"/>
+          <v:rect id="_x0000_i1056" style="width:0;height:1.5pt" o:hralign="center" o:hrstd="t" o:hr="t" fillcolor="#a0a0a0" stroked="f"/>
         </w:pict>
       </w:r>
     </w:p>
@@ -1494,7 +1498,7 @@
     <w:p>
       <w:r>
         <w:pict w14:anchorId="104A2DE0">
-          <v:rect id="_x0000_i1340" style="width:0;height:1.5pt" o:hralign="center" o:hrstd="t" o:hr="t" fillcolor="#a0a0a0" stroked="f"/>
+          <v:rect id="_x0000_i1057" style="width:0;height:1.5pt" o:hralign="center" o:hrstd="t" o:hr="t" fillcolor="#a0a0a0" stroked="f"/>
         </w:pict>
       </w:r>
     </w:p>
@@ -1527,7 +1531,7 @@
     <w:p>
       <w:r>
         <w:pict w14:anchorId="08CEAF76">
-          <v:rect id="_x0000_i1341" style="width:0;height:1.5pt" o:hralign="center" o:hrstd="t" o:hr="t" fillcolor="#a0a0a0" stroked="f"/>
+          <v:rect id="_x0000_i1058" style="width:0;height:1.5pt" o:hralign="center" o:hrstd="t" o:hr="t" fillcolor="#a0a0a0" stroked="f"/>
         </w:pict>
       </w:r>
     </w:p>
@@ -1560,7 +1564,7 @@
     <w:p>
       <w:r>
         <w:pict w14:anchorId="7C2E0779">
-          <v:rect id="_x0000_i1342" style="width:0;height:1.5pt" o:hralign="center" o:hrstd="t" o:hr="t" fillcolor="#a0a0a0" stroked="f"/>
+          <v:rect id="_x0000_i1059" style="width:0;height:1.5pt" o:hralign="center" o:hrstd="t" o:hr="t" fillcolor="#a0a0a0" stroked="f"/>
         </w:pict>
       </w:r>
     </w:p>
@@ -1617,7 +1621,7 @@
     <w:p>
       <w:r>
         <w:pict w14:anchorId="0CE1A359">
-          <v:rect id="_x0000_i1343" style="width:0;height:1.5pt" o:hralign="center" o:hrstd="t" o:hr="t" fillcolor="#a0a0a0" stroked="f"/>
+          <v:rect id="_x0000_i1060" style="width:0;height:1.5pt" o:hralign="center" o:hrstd="t" o:hr="t" fillcolor="#a0a0a0" stroked="f"/>
         </w:pict>
       </w:r>
     </w:p>
@@ -1650,7 +1654,7 @@
     <w:p>
       <w:r>
         <w:pict w14:anchorId="47444082">
-          <v:rect id="_x0000_i1344" style="width:0;height:1.5pt" o:hralign="center" o:hrstd="t" o:hr="t" fillcolor="#a0a0a0" stroked="f"/>
+          <v:rect id="_x0000_i1061" style="width:0;height:1.5pt" o:hralign="center" o:hrstd="t" o:hr="t" fillcolor="#a0a0a0" stroked="f"/>
         </w:pict>
       </w:r>
     </w:p>
@@ -1683,7 +1687,7 @@
     <w:p>
       <w:r>
         <w:pict w14:anchorId="206B9764">
-          <v:rect id="_x0000_i1345" style="width:0;height:1.5pt" o:hralign="center" o:hrstd="t" o:hr="t" fillcolor="#a0a0a0" stroked="f"/>
+          <v:rect id="_x0000_i1062" style="width:0;height:1.5pt" o:hralign="center" o:hrstd="t" o:hr="t" fillcolor="#a0a0a0" stroked="f"/>
         </w:pict>
       </w:r>
     </w:p>
@@ -1732,7 +1736,7 @@
     <w:p>
       <w:r>
         <w:pict w14:anchorId="5A9B9AD6">
-          <v:rect id="_x0000_i1346" style="width:0;height:1.5pt" o:hralign="center" o:hrstd="t" o:hr="t" fillcolor="#a0a0a0" stroked="f"/>
+          <v:rect id="_x0000_i1063" style="width:0;height:1.5pt" o:hralign="center" o:hrstd="t" o:hr="t" fillcolor="#a0a0a0" stroked="f"/>
         </w:pict>
       </w:r>
     </w:p>
@@ -1765,7 +1769,7 @@
     <w:p>
       <w:r>
         <w:pict w14:anchorId="1E8FF6D6">
-          <v:rect id="_x0000_i1347" style="width:0;height:1.5pt" o:hralign="center" o:hrstd="t" o:hr="t" fillcolor="#a0a0a0" stroked="f"/>
+          <v:rect id="_x0000_i1064" style="width:0;height:1.5pt" o:hralign="center" o:hrstd="t" o:hr="t" fillcolor="#a0a0a0" stroked="f"/>
         </w:pict>
       </w:r>
     </w:p>
@@ -1846,7 +1850,7 @@
     <w:p>
       <w:r>
         <w:pict w14:anchorId="13FD2339">
-          <v:rect id="_x0000_i1348" style="width:0;height:1.5pt" o:hralign="center" o:hrstd="t" o:hr="t" fillcolor="#a0a0a0" stroked="f"/>
+          <v:rect id="_x0000_i1065" style="width:0;height:1.5pt" o:hralign="center" o:hrstd="t" o:hr="t" fillcolor="#a0a0a0" stroked="f"/>
         </w:pict>
       </w:r>
     </w:p>
@@ -1904,7 +1908,7 @@
     <w:p>
       <w:r>
         <w:pict w14:anchorId="713CED03">
-          <v:rect id="_x0000_i1349" style="width:0;height:1.5pt" o:hralign="center" o:hrstd="t" o:hr="t" fillcolor="#a0a0a0" stroked="f"/>
+          <v:rect id="_x0000_i1066" style="width:0;height:1.5pt" o:hralign="center" o:hrstd="t" o:hr="t" fillcolor="#a0a0a0" stroked="f"/>
         </w:pict>
       </w:r>
     </w:p>
@@ -1946,7 +1950,7 @@
     <w:p>
       <w:r>
         <w:pict w14:anchorId="495D8BD8">
-          <v:rect id="_x0000_i1350" style="width:0;height:1.5pt" o:hralign="center" o:hrstd="t" o:hr="t" fillcolor="#a0a0a0" stroked="f"/>
+          <v:rect id="_x0000_i1067" style="width:0;height:1.5pt" o:hralign="center" o:hrstd="t" o:hr="t" fillcolor="#a0a0a0" stroked="f"/>
         </w:pict>
       </w:r>
     </w:p>
@@ -1988,7 +1992,7 @@
     <w:p>
       <w:r>
         <w:pict w14:anchorId="24CAABC5">
-          <v:rect id="_x0000_i1351" style="width:0;height:1.5pt" o:hralign="center" o:hrstd="t" o:hr="t" fillcolor="#a0a0a0" stroked="f"/>
+          <v:rect id="_x0000_i1068" style="width:0;height:1.5pt" o:hralign="center" o:hrstd="t" o:hr="t" fillcolor="#a0a0a0" stroked="f"/>
         </w:pict>
       </w:r>
     </w:p>
@@ -2022,7 +2026,7 @@
       <w:r>
         <w:lastRenderedPageBreak/>
         <w:pict w14:anchorId="0E2C774A">
-          <v:rect id="_x0000_i1352" style="width:0;height:1.5pt" o:hralign="center" o:hrstd="t" o:hr="t" fillcolor="#a0a0a0" stroked="f"/>
+          <v:rect id="_x0000_i1069" style="width:0;height:1.5pt" o:hralign="center" o:hrstd="t" o:hr="t" fillcolor="#a0a0a0" stroked="f"/>
         </w:pict>
       </w:r>
     </w:p>
@@ -2796,6 +2800,7 @@
   <w:style w:type="character" w:default="1" w:styleId="DefaultParagraphFont">
     <w:name w:val="Default Paragraph Font"/>
     <w:uiPriority w:val="1"/>
+    <w:semiHidden/>
     <w:unhideWhenUsed/>
   </w:style>
   <w:style w:type="table" w:default="1" w:styleId="TableNormal">
